--- a/правки/T01.1_FavoriteRoute_v1.8_модель.docx
+++ b/правки/T01.1_FavoriteRoute_v1.8_модель.docx
@@ -12,7 +12,7 @@
     </w:p>
     <w:p>
       <w:r>
-        <w:t>T01.1 • TRANSPORT-45585 • Версия 1.8 от 12 октября 2026 года, для согласования</w:t>
+        <w:t>T01.1 • TRANSPORT-45585 • Версия 1.8 от 13 октября 2026 года, для согласования</w:t>
       </w:r>
     </w:p>
     <w:p>
@@ -37,7 +37,7 @@
         <w:pStyle w:val="Heading1"/>
       </w:pPr>
       <w:r>
-        <w:t>Решения для согласования</w:t>
+        <w:t>Сводка решений для встречи</w:t>
       </w:r>
     </w:p>
     <w:p>
